--- a/ПБД/прак_6/ИКБО-20-23 Кузнецов Л. А. ПБД прак 6.docx
+++ b/ПБД/прак_6/ИКБО-20-23 Кузнецов Л. А. ПБД прак 6.docx
@@ -592,8 +592,6 @@
         </w:rPr>
         <w:t>Практическое занятие №6</w:t>
       </w:r>
-      <w:bookmarkStart w:id="1" w:name="_GoBack"/>
-      <w:bookmarkEnd w:id="1"/>
     </w:p>
     <w:p>
       <w:pPr>
@@ -1395,12 +1393,12 @@
         <w:ind w:firstLine="0"/>
         <w:jc w:val="center"/>
       </w:pPr>
-      <w:bookmarkStart w:id="2" w:name="_Toc191280488"/>
+      <w:bookmarkStart w:id="1" w:name="_Toc191280488"/>
       <w:r>
         <w:lastRenderedPageBreak/>
         <w:t>СОДЕРЖАНИЕ</w:t>
       </w:r>
-      <w:bookmarkEnd w:id="2"/>
+      <w:bookmarkEnd w:id="1"/>
     </w:p>
     <w:p>
       <w:pPr>
@@ -1588,13 +1586,7 @@
         <w:t>Постановка задачи:</w:t>
       </w:r>
       <w:r>
-        <w:t xml:space="preserve"> на основе практической </w:t>
-      </w:r>
-      <w:r>
-        <w:t>работы №5 спроектировать</w:t>
-      </w:r>
-      <w:r>
-        <w:t xml:space="preserve"> физическую схему данных в </w:t>
+        <w:t xml:space="preserve"> на основе практической работы №5 спроектировать физическую схему данных в </w:t>
       </w:r>
       <w:proofErr w:type="spellStart"/>
       <w:r>
@@ -1611,10 +1603,7 @@
         <w:t>https://chartdb.io/</w:t>
       </w:r>
       <w:r>
-        <w:t>) и привести</w:t>
-      </w:r>
-      <w:r>
-        <w:t xml:space="preserve"> к 3 нормальной форме.</w:t>
+        <w:t>) и привести к 3 нормальной форме.</w:t>
       </w:r>
     </w:p>
     <w:p>
@@ -1671,17 +1660,19 @@
       <w:pPr>
         <w:ind w:firstLine="0"/>
         <w:jc w:val="center"/>
+        <w:rPr>
+          <w:lang w:val="en-US"/>
+        </w:rPr>
       </w:pPr>
       <w:r>
         <w:rPr>
-          <w:noProof/>
-          <w:lang w:eastAsia="ru-RU"/>
+          <w:lang w:val="en-US"/>
         </w:rPr>
         <w:drawing>
-          <wp:inline distT="0" distB="0" distL="0" distR="0" wp14:anchorId="0B6BB580" wp14:editId="3E1EA29A">
-            <wp:extent cx="4244076" cy="4088921"/>
-            <wp:effectExtent l="0" t="0" r="4445" b="6985"/>
-            <wp:docPr id="2" name="Рисунок 2"/>
+          <wp:inline distT="0" distB="0" distL="0" distR="0" wp14:anchorId="76D3047E" wp14:editId="4CBF4F19">
+            <wp:extent cx="4850262" cy="4054415"/>
+            <wp:effectExtent l="0" t="0" r="7620" b="3810"/>
+            <wp:docPr id="1" name="Рисунок 1"/>
             <wp:cNvGraphicFramePr>
               <a:graphicFrameLocks xmlns:a="http://schemas.openxmlformats.org/drawingml/2006/main" noChangeAspect="1"/>
             </wp:cNvGraphicFramePr>
@@ -1701,7 +1692,7 @@
                   <pic:spPr>
                     <a:xfrm>
                       <a:off x="0" y="0"/>
-                      <a:ext cx="4284923" cy="4128274"/>
+                      <a:ext cx="4867592" cy="4068901"/>
                     </a:xfrm>
                     <a:prstGeom prst="rect">
                       <a:avLst/>
@@ -1713,6 +1704,8 @@
           </wp:inline>
         </w:drawing>
       </w:r>
+      <w:bookmarkStart w:id="2" w:name="_GoBack"/>
+      <w:bookmarkEnd w:id="2"/>
     </w:p>
     <w:p>
       <w:pPr>
@@ -1731,13 +1724,7 @@
     </w:p>
     <w:p>
       <w:r>
-        <w:t xml:space="preserve">Таблица 1 — Описание связей между сущностями </w:t>
-      </w:r>
-      <w:r>
-        <w:t>физической</w:t>
-      </w:r>
-      <w:r>
-        <w:t xml:space="preserve"> модели данных функциональной области</w:t>
+        <w:t>Таблица 1 — Описание связей между сущностями физической модели данных функциональной области</w:t>
       </w:r>
     </w:p>
     <w:tbl>
@@ -3607,13 +3594,7 @@
               <w:rPr>
                 <w:sz w:val="24"/>
               </w:rPr>
-              <w:t>Course</w:t>
-            </w:r>
-            <w:r>
-              <w:rPr>
-                <w:sz w:val="24"/>
-              </w:rPr>
-              <w:t>у</w:t>
+              <w:t>Courseу</w:t>
             </w:r>
             <w:proofErr w:type="spellEnd"/>
           </w:p>
@@ -3633,7 +3614,6 @@
               <w:rPr>
                 <w:spacing w:val="-2"/>
                 <w:sz w:val="24"/>
-                <w:lang w:val="en-US"/>
               </w:rPr>
             </w:pPr>
           </w:p>
@@ -3780,13 +3760,7 @@
     </w:p>
     <w:p>
       <w:r>
-        <w:t xml:space="preserve">В ходе практической работы были получены необходимые знания для построения </w:t>
-      </w:r>
-      <w:r>
-        <w:t>физических</w:t>
-      </w:r>
-      <w:r>
-        <w:t xml:space="preserve"> схем данных. Полученные знания были закреплены путём выполнения практического задания.</w:t>
+        <w:t>В ходе практической работы были получены необходимые знания для построения физических схем данных. Полученные знания были закреплены путём выполнения практического задания.</w:t>
       </w:r>
     </w:p>
     <w:p/>
@@ -3836,6 +3810,7 @@
         <w:docPartUnique/>
       </w:docPartObj>
     </w:sdtPr>
+    <w:sdtEndPr/>
     <w:sdtContent>
       <w:p>
         <w:pPr>
@@ -3865,7 +3840,7 @@
             <w:noProof/>
             <w:sz w:val="22"/>
           </w:rPr>
-          <w:t>6</w:t>
+          <w:t>4</w:t>
         </w:r>
         <w:r>
           <w:rPr>

--- a/ПБД/прак_6/ИКБО-20-23 Кузнецов Л. А. ПБД прак 6.docx
+++ b/ПБД/прак_6/ИКБО-20-23 Кузнецов Л. А. ПБД прак 6.docx
@@ -1669,9 +1669,9 @@
           <w:lang w:val="en-US"/>
         </w:rPr>
         <w:drawing>
-          <wp:inline distT="0" distB="0" distL="0" distR="0" wp14:anchorId="76D3047E" wp14:editId="4CBF4F19">
-            <wp:extent cx="4850262" cy="4054415"/>
-            <wp:effectExtent l="0" t="0" r="7620" b="3810"/>
+          <wp:inline distT="0" distB="0" distL="0" distR="0" wp14:anchorId="114740C2" wp14:editId="2D362632">
+            <wp:extent cx="4188940" cy="4013860"/>
+            <wp:effectExtent l="0" t="0" r="2540" b="5715"/>
             <wp:docPr id="1" name="Рисунок 1"/>
             <wp:cNvGraphicFramePr>
               <a:graphicFrameLocks xmlns:a="http://schemas.openxmlformats.org/drawingml/2006/main" noChangeAspect="1"/>
@@ -1692,7 +1692,7 @@
                   <pic:spPr>
                     <a:xfrm>
                       <a:off x="0" y="0"/>
-                      <a:ext cx="4867592" cy="4068901"/>
+                      <a:ext cx="4209584" cy="4033642"/>
                     </a:xfrm>
                     <a:prstGeom prst="rect">
                       <a:avLst/>
@@ -3840,7 +3840,7 @@
             <w:noProof/>
             <w:sz w:val="22"/>
           </w:rPr>
-          <w:t>4</w:t>
+          <w:t>6</w:t>
         </w:r>
         <w:r>
           <w:rPr>
